--- a/mahkeme/2026-CEZA-savunma/AI-savubna/2026-08-18-CBsavunma.docx
+++ b/mahkeme/2026-CEZA-savunma/AI-savubna/2026-08-18-CBsavunma.docx
@@ -10,59 +10,35 @@
           <w:szCs w:val="24"/>
         </w:rPr>
       </w:pPr>
-      <w:proofErr w:type="gramStart"/>
-      <w:r>
-        <w:rPr>
-          <w:rFonts w:ascii="Arial" w:hAnsi="Arial" w:cs="Arial"/>
-          <w:b/>
-          <w:bCs/>
-          <w:sz w:val="24"/>
-          <w:szCs w:val="24"/>
-        </w:rPr>
-        <w:t>TOKAT .</w:t>
-      </w:r>
-      <w:proofErr w:type="gramEnd"/>
-      <w:r>
-        <w:rPr>
-          <w:rFonts w:ascii="Arial" w:hAnsi="Arial" w:cs="Arial"/>
-          <w:b/>
-          <w:bCs/>
-          <w:sz w:val="24"/>
-          <w:szCs w:val="24"/>
-        </w:rPr>
-        <w:t xml:space="preserve"> ASLİYE CEZA MAHKEMESİ HAKİMLİĞİ’NE</w:t>
-      </w:r>
-    </w:p>
-    <w:p>
-      <w:pPr>
-        <w:rPr>
-          <w:rFonts w:ascii="Arial" w:hAnsi="Arial" w:cs="Arial"/>
-          <w:sz w:val="24"/>
-          <w:szCs w:val="24"/>
-        </w:rPr>
-      </w:pPr>
-      <w:r>
-        <w:rPr>
-          <w:rFonts w:ascii="Arial" w:hAnsi="Arial" w:cs="Arial"/>
-          <w:b/>
-          <w:bCs/>
-          <w:sz w:val="24"/>
-          <w:szCs w:val="24"/>
-        </w:rPr>
-        <w:t xml:space="preserve">DOSYA ESAS </w:t>
-      </w:r>
-      <w:proofErr w:type="gramStart"/>
-      <w:r>
-        <w:rPr>
-          <w:rFonts w:ascii="Arial" w:hAnsi="Arial" w:cs="Arial"/>
-          <w:b/>
-          <w:bCs/>
-          <w:sz w:val="24"/>
-          <w:szCs w:val="24"/>
-        </w:rPr>
-        <w:t>NO :</w:t>
-      </w:r>
-      <w:proofErr w:type="gramEnd"/>
+      <w:r>
+        <w:rPr>
+          <w:rFonts w:ascii="Arial" w:hAnsi="Arial" w:cs="Arial"/>
+          <w:b/>
+          <w:bCs/>
+          <w:sz w:val="24"/>
+          <w:szCs w:val="24"/>
+        </w:rPr>
+        <w:t>TOKAT . ASLİYE CEZA MAHKEMESİ HAKİMLİĞİ’NE</w:t>
+      </w:r>
+    </w:p>
+    <w:p>
+      <w:pPr>
+        <w:rPr>
+          <w:rFonts w:ascii="Arial" w:hAnsi="Arial" w:cs="Arial"/>
+          <w:sz w:val="24"/>
+          <w:szCs w:val="24"/>
+        </w:rPr>
+      </w:pPr>
+      <w:r>
+        <w:rPr>
+          <w:rFonts w:ascii="Arial" w:hAnsi="Arial" w:cs="Arial"/>
+          <w:b/>
+          <w:bCs/>
+          <w:sz w:val="24"/>
+          <w:szCs w:val="24"/>
+        </w:rPr>
+        <w:t>DOSYA ESAS NO :</w:t>
+      </w:r>
       <w:r>
         <w:rPr>
           <w:rFonts w:ascii="Arial" w:hAnsi="Arial" w:cs="Arial"/>
@@ -242,7 +218,6 @@
         </w:rPr>
         <w:br/>
       </w:r>
-      <w:proofErr w:type="gramStart"/>
       <w:r>
         <w:rPr>
           <w:rFonts w:ascii="Arial" w:hAnsi="Arial" w:cs="Arial"/>
@@ -253,7 +228,6 @@
         </w:rPr>
         <w:t>SUÇ :</w:t>
       </w:r>
-      <w:proofErr w:type="gramEnd"/>
       <w:r>
         <w:rPr>
           <w:rFonts w:ascii="Arial" w:hAnsi="Arial" w:cs="Arial"/>
@@ -742,25 +716,7 @@
           <w:sz w:val="24"/>
           <w:szCs w:val="24"/>
         </w:rPr>
-        <w:t xml:space="preserve"> aşağıda açıklanan ifadelerinde kiracı olduğunu iddia etse </w:t>
-      </w:r>
-      <w:proofErr w:type="gramStart"/>
-      <w:r>
-        <w:rPr>
-          <w:rFonts w:ascii="Arial" w:hAnsi="Arial" w:cs="Arial"/>
-          <w:sz w:val="24"/>
-          <w:szCs w:val="24"/>
-        </w:rPr>
-        <w:t>de;</w:t>
-      </w:r>
-      <w:proofErr w:type="gramEnd"/>
-      <w:r>
-        <w:rPr>
-          <w:rFonts w:ascii="Arial" w:hAnsi="Arial" w:cs="Arial"/>
-          <w:sz w:val="24"/>
-          <w:szCs w:val="24"/>
-        </w:rPr>
-        <w:t xml:space="preserve"> İcra dosyaları Umut </w:t>
+        <w:t xml:space="preserve"> aşağıda açıklanan ifadelerinde kiracı olduğunu iddia etse de; İcra dosyaları Umut </w:t>
       </w:r>
       <w:proofErr w:type="spellStart"/>
       <w:r>
@@ -862,18 +818,7 @@
           <w:i/>
           <w:iCs/>
         </w:rPr>
-        <w:t xml:space="preserve">numaralı İddianame </w:t>
-      </w:r>
-      <w:proofErr w:type="gramStart"/>
-      <w:r>
-        <w:rPr>
-          <w:rFonts w:ascii="Tahoma" w:hAnsi="Tahoma" w:cs="Tahoma"/>
-          <w:b/>
-          <w:bCs/>
-          <w:i/>
-          <w:iCs/>
-        </w:rPr>
-        <w:t>de</w:t>
+        <w:t>numaralı İddianame de</w:t>
       </w:r>
       <w:r>
         <w:rPr>
@@ -893,7 +838,6 @@
         <w:t>Samed</w:t>
       </w:r>
       <w:proofErr w:type="spellEnd"/>
-      <w:proofErr w:type="gramEnd"/>
       <w:r>
         <w:rPr>
           <w:rFonts w:ascii="Tahoma" w:hAnsi="Tahoma" w:cs="Tahoma"/>
@@ -1281,25 +1225,7 @@
           <w:sz w:val="24"/>
           <w:szCs w:val="24"/>
         </w:rPr>
-        <w:t xml:space="preserve"> M. Esas </w:t>
-      </w:r>
-      <w:proofErr w:type="gramStart"/>
-      <w:r>
-        <w:rPr>
-          <w:rFonts w:ascii="Arial" w:hAnsi="Arial" w:cs="Arial"/>
-          <w:sz w:val="24"/>
-          <w:szCs w:val="24"/>
-        </w:rPr>
-        <w:t>No :</w:t>
-      </w:r>
-      <w:proofErr w:type="gramEnd"/>
-      <w:r>
-        <w:rPr>
-          <w:rFonts w:ascii="Arial" w:hAnsi="Arial" w:cs="Arial"/>
-          <w:sz w:val="24"/>
-          <w:szCs w:val="24"/>
-        </w:rPr>
-        <w:t xml:space="preserve"> 2024/217 Esas Karar No : 2024/293)</w:t>
+        <w:t xml:space="preserve"> M. Esas No : 2024/217 Esas Karar No : 2024/293)</w:t>
       </w:r>
       <w:r>
         <w:rPr>
@@ -1383,16 +1309,7 @@
           <w:sz w:val="24"/>
           <w:szCs w:val="24"/>
         </w:rPr>
-        <w:t xml:space="preserve">Tokat Defterdarlığı </w:t>
-      </w:r>
-      <w:proofErr w:type="gramStart"/>
-      <w:r>
-        <w:rPr>
-          <w:rFonts w:ascii="Arial" w:hAnsi="Arial" w:cs="Arial"/>
-          <w:sz w:val="24"/>
-          <w:szCs w:val="24"/>
-        </w:rPr>
-        <w:t xml:space="preserve">tarafından  </w:t>
+        <w:t xml:space="preserve">Tokat Defterdarlığı tarafından  </w:t>
       </w:r>
       <w:r>
         <w:rPr>
@@ -1401,17 +1318,7 @@
           <w:sz w:val="24"/>
           <w:szCs w:val="24"/>
         </w:rPr>
-        <w:t>29</w:t>
-      </w:r>
-      <w:proofErr w:type="gramEnd"/>
-      <w:r>
-        <w:rPr>
-          <w:rFonts w:ascii="Arial" w:hAnsi="Arial" w:cs="Arial"/>
-          <w:color w:val="000000"/>
-          <w:sz w:val="24"/>
-          <w:szCs w:val="24"/>
-        </w:rPr>
-        <w:t xml:space="preserve">/05/2024 tarihinde </w:t>
+        <w:t xml:space="preserve">29/05/2024 tarihinde </w:t>
       </w:r>
       <w:r>
         <w:rPr>
@@ -1589,25 +1496,7 @@
           <w:sz w:val="24"/>
           <w:szCs w:val="24"/>
         </w:rPr>
-        <w:t xml:space="preserve"> </w:t>
-      </w:r>
-      <w:proofErr w:type="gramStart"/>
-      <w:r>
-        <w:rPr>
-          <w:rFonts w:ascii="Arial" w:hAnsi="Arial" w:cs="Arial"/>
-          <w:sz w:val="24"/>
-          <w:szCs w:val="24"/>
-        </w:rPr>
-        <w:t>şikayette</w:t>
-      </w:r>
-      <w:proofErr w:type="gramEnd"/>
-      <w:r>
-        <w:rPr>
-          <w:rFonts w:ascii="Arial" w:hAnsi="Arial" w:cs="Arial"/>
-          <w:sz w:val="24"/>
-          <w:szCs w:val="24"/>
-        </w:rPr>
-        <w:t xml:space="preserve"> bulun</w:t>
+        <w:t xml:space="preserve"> şikayette bulun</w:t>
       </w:r>
       <w:r>
         <w:rPr>
@@ -1735,29 +1624,7 @@
           <w:sz w:val="24"/>
           <w:szCs w:val="24"/>
         </w:rPr>
-        <w:t xml:space="preserve">sözleşmedeki imzasını </w:t>
-      </w:r>
-      <w:proofErr w:type="gramStart"/>
-      <w:r>
-        <w:rPr>
-          <w:rFonts w:ascii="Arial" w:hAnsi="Arial" w:cs="Arial"/>
-          <w:b/>
-          <w:bCs/>
-          <w:sz w:val="24"/>
-          <w:szCs w:val="24"/>
-        </w:rPr>
-        <w:t>inkar</w:t>
-      </w:r>
-      <w:proofErr w:type="gramEnd"/>
-      <w:r>
-        <w:rPr>
-          <w:rFonts w:ascii="Arial" w:hAnsi="Arial" w:cs="Arial"/>
-          <w:b/>
-          <w:bCs/>
-          <w:sz w:val="24"/>
-          <w:szCs w:val="24"/>
-        </w:rPr>
-        <w:t xml:space="preserve"> etmesi sebebiyle</w:t>
+        <w:t>sözleşmedeki imzasını inkar etmesi sebebiyle</w:t>
       </w:r>
       <w:r>
         <w:rPr>
@@ -2343,20 +2210,8 @@
           <w:sz w:val="24"/>
           <w:szCs w:val="24"/>
         </w:rPr>
-        <w:t xml:space="preserve">şahıs imzasını </w:t>
-      </w:r>
-      <w:proofErr w:type="gramStart"/>
-      <w:r>
-        <w:rPr>
-          <w:rFonts w:ascii="Arial" w:hAnsi="Arial" w:cs="Arial"/>
-          <w:b/>
-          <w:bCs/>
-          <w:sz w:val="24"/>
-          <w:szCs w:val="24"/>
-        </w:rPr>
-        <w:t>inkar</w:t>
-      </w:r>
-      <w:proofErr w:type="gramEnd"/>
+        <w:t>şahıs imzasını inkar</w:t>
+      </w:r>
       <w:r>
         <w:rPr>
           <w:rFonts w:ascii="Arial" w:hAnsi="Arial" w:cs="Arial"/>
@@ -2507,16 +2362,7 @@
           <w:sz w:val="24"/>
           <w:szCs w:val="24"/>
         </w:rPr>
-        <w:t xml:space="preserve">işyerine </w:t>
-      </w:r>
-      <w:proofErr w:type="gramStart"/>
-      <w:r>
-        <w:rPr>
-          <w:rFonts w:ascii="Arial" w:hAnsi="Arial" w:cs="Arial"/>
-          <w:sz w:val="24"/>
-          <w:szCs w:val="24"/>
-        </w:rPr>
-        <w:t>çağrılmış</w:t>
+        <w:t>işyerine çağrılmış</w:t>
       </w:r>
       <w:r>
         <w:rPr>
@@ -2540,16 +2386,7 @@
           <w:sz w:val="24"/>
           <w:szCs w:val="24"/>
         </w:rPr>
-        <w:t>müvekkilin</w:t>
-      </w:r>
-      <w:proofErr w:type="gramEnd"/>
-      <w:r>
-        <w:rPr>
-          <w:rFonts w:ascii="Arial" w:hAnsi="Arial" w:cs="Arial"/>
-          <w:sz w:val="24"/>
-          <w:szCs w:val="24"/>
-        </w:rPr>
-        <w:t xml:space="preserve"> mağdur, Tanık </w:t>
+        <w:t xml:space="preserve">müvekkilin mağdur, Tanık </w:t>
       </w:r>
       <w:proofErr w:type="spellStart"/>
       <w:r>
@@ -2891,7 +2728,23 @@
           <w:sz w:val="24"/>
           <w:szCs w:val="24"/>
         </w:rPr>
-        <w:t xml:space="preserve"> geçmişe dayalı bitmiş ve halen devam eden ve yeni açılması muhtemel; CİMER </w:t>
+        <w:t xml:space="preserve"> açılm</w:t>
+      </w:r>
+      <w:r>
+        <w:rPr>
+          <w:rFonts w:ascii="Arial" w:hAnsi="Arial" w:cs="Arial"/>
+          <w:sz w:val="24"/>
+          <w:szCs w:val="24"/>
+        </w:rPr>
+        <w:t>ış</w:t>
+      </w:r>
+      <w:r>
+        <w:rPr>
+          <w:rFonts w:ascii="Arial" w:hAnsi="Arial" w:cs="Arial"/>
+          <w:sz w:val="24"/>
+          <w:szCs w:val="24"/>
+        </w:rPr>
+        <w:t xml:space="preserve">; CİMER </w:t>
       </w:r>
       <w:r>
         <w:rPr>
@@ -3185,7 +3038,6 @@
         <w:t xml:space="preserve"> Şehit Ferhat Koç polis merkezi Amirliğinde 08/07/2024 günü 2024/1161 Fezleke sayılı olaydan ifade </w:t>
       </w:r>
       <w:proofErr w:type="spellStart"/>
-      <w:proofErr w:type="gramStart"/>
       <w:r>
         <w:rPr>
           <w:rFonts w:ascii="Arial" w:hAnsi="Arial" w:cs="Arial"/>
@@ -3197,7 +3049,6 @@
         <w:t>vermiştim.Bu</w:t>
       </w:r>
       <w:proofErr w:type="spellEnd"/>
-      <w:proofErr w:type="gramEnd"/>
       <w:r>
         <w:rPr>
           <w:rFonts w:ascii="Arial" w:hAnsi="Arial" w:cs="Arial"/>
@@ -3320,23 +3171,13 @@
           <w:szCs w:val="24"/>
         </w:rPr>
       </w:pPr>
-      <w:proofErr w:type="gramStart"/>
-      <w:r>
-        <w:rPr>
-          <w:rFonts w:ascii="Arial" w:hAnsi="Arial" w:cs="Arial"/>
-          <w:sz w:val="24"/>
-          <w:szCs w:val="24"/>
-        </w:rPr>
-        <w:t>diye</w:t>
-      </w:r>
-      <w:proofErr w:type="gramEnd"/>
-      <w:r>
-        <w:rPr>
-          <w:rFonts w:ascii="Arial" w:hAnsi="Arial" w:cs="Arial"/>
-          <w:sz w:val="24"/>
-          <w:szCs w:val="24"/>
-        </w:rPr>
-        <w:t xml:space="preserve"> ifade vermesi üzerine Savcılık Makamı Umut </w:t>
+      <w:r>
+        <w:rPr>
+          <w:rFonts w:ascii="Arial" w:hAnsi="Arial" w:cs="Arial"/>
+          <w:sz w:val="24"/>
+          <w:szCs w:val="24"/>
+        </w:rPr>
+        <w:t xml:space="preserve">diye ifade vermesi üzerine Savcılık Makamı Umut </w:t>
       </w:r>
       <w:proofErr w:type="spellStart"/>
       <w:r>
@@ -3461,17 +3302,9 @@
         <w:rPr>
           <w:rFonts w:ascii="Arial" w:hAnsi="Arial" w:cs="Arial"/>
         </w:rPr>
-        <w:t>Mrkz.J.</w:t>
-      </w:r>
-      <w:proofErr w:type="gramStart"/>
-      <w:r>
-        <w:rPr>
-          <w:rFonts w:ascii="Arial" w:hAnsi="Arial" w:cs="Arial"/>
-        </w:rPr>
-        <w:t>K.lığı</w:t>
+        <w:t>Mrkz.J.K.lığı</w:t>
       </w:r>
       <w:proofErr w:type="spellEnd"/>
-      <w:proofErr w:type="gramEnd"/>
       <w:r>
         <w:rPr>
           <w:rFonts w:ascii="Arial" w:hAnsi="Arial" w:cs="Arial"/>
@@ -3515,23 +3348,13 @@
         </w:rPr>
         <w:t xml:space="preserve"> </w:t>
       </w:r>
-      <w:proofErr w:type="gramStart"/>
-      <w:r>
-        <w:rPr>
-          <w:rFonts w:ascii="Arial" w:hAnsi="Arial" w:cs="Arial"/>
-          <w:sz w:val="24"/>
-          <w:szCs w:val="24"/>
-        </w:rPr>
-        <w:t>şeklinde</w:t>
-      </w:r>
-      <w:proofErr w:type="gramEnd"/>
-      <w:r>
-        <w:rPr>
-          <w:rFonts w:ascii="Arial" w:hAnsi="Arial" w:cs="Arial"/>
-          <w:sz w:val="24"/>
-          <w:szCs w:val="24"/>
-        </w:rPr>
-        <w:t xml:space="preserve"> ifade vermiş ve olayın aynı olay olduğunu belirtmiştir. </w:t>
+      <w:r>
+        <w:rPr>
+          <w:rFonts w:ascii="Arial" w:hAnsi="Arial" w:cs="Arial"/>
+          <w:sz w:val="24"/>
+          <w:szCs w:val="24"/>
+        </w:rPr>
+        <w:t xml:space="preserve">şeklinde ifade vermiş ve olayın aynı olay olduğunu belirtmiştir. </w:t>
       </w:r>
     </w:p>
     <w:p>
@@ -3612,9 +3435,8 @@
           <w:sz w:val="22"/>
           <w:szCs w:val="22"/>
         </w:rPr>
-        <w:t xml:space="preserve">biz zaten bu olay ile ilgili </w:t>
-      </w:r>
-      <w:proofErr w:type="gramStart"/>
+        <w:t>biz zaten bu olay ile ilgili şikayette bulunduk.</w:t>
+      </w:r>
       <w:r>
         <w:rPr>
           <w:rFonts w:ascii="Arial" w:hAnsi="Arial" w:cs="Arial"/>
@@ -3623,9 +3445,8 @@
           <w:sz w:val="22"/>
           <w:szCs w:val="22"/>
         </w:rPr>
-        <w:t>şikayette</w:t>
-      </w:r>
-      <w:proofErr w:type="gramEnd"/>
+        <w:t xml:space="preserve"> </w:t>
+      </w:r>
       <w:r>
         <w:rPr>
           <w:rFonts w:ascii="Arial" w:hAnsi="Arial" w:cs="Arial"/>
@@ -3634,7 +3455,7 @@
           <w:sz w:val="22"/>
           <w:szCs w:val="22"/>
         </w:rPr>
-        <w:t xml:space="preserve"> bulunduk.</w:t>
+        <w:t>Mahkememiz devam etmektedir.</w:t>
       </w:r>
       <w:r>
         <w:rPr>
@@ -3644,791 +3465,723 @@
           <w:sz w:val="22"/>
           <w:szCs w:val="22"/>
         </w:rPr>
+        <w:t xml:space="preserve"> “</w:t>
+      </w:r>
+    </w:p>
+    <w:p>
+      <w:pPr>
+        <w:pStyle w:val="ListeParagraf"/>
+        <w:ind w:left="1416" w:firstLine="348"/>
+        <w:rPr>
+          <w:rFonts w:ascii="Arial" w:hAnsi="Arial" w:cs="Arial"/>
+          <w:sz w:val="24"/>
+          <w:szCs w:val="24"/>
+        </w:rPr>
+      </w:pPr>
+      <w:r>
+        <w:rPr>
+          <w:rFonts w:ascii="Arial" w:hAnsi="Arial" w:cs="Arial"/>
+        </w:rPr>
+        <w:t xml:space="preserve">(2025/1676 soruşturma sayılı CBS dosyası, </w:t>
+      </w:r>
+      <w:r>
+        <w:rPr>
+          <w:rFonts w:ascii="Arial" w:hAnsi="Arial" w:cs="Arial"/>
+        </w:rPr>
+        <w:t xml:space="preserve">Karşıyaka </w:t>
+      </w:r>
+      <w:proofErr w:type="spellStart"/>
+      <w:r>
+        <w:rPr>
+          <w:rFonts w:ascii="Arial" w:hAnsi="Arial" w:cs="Arial"/>
+        </w:rPr>
+        <w:t>Ş.F.K</w:t>
+      </w:r>
+      <w:r>
+        <w:rPr>
+          <w:rFonts w:ascii="Arial" w:hAnsi="Arial" w:cs="Arial"/>
+        </w:rPr>
+        <w:t>arakolu</w:t>
+      </w:r>
+      <w:proofErr w:type="spellEnd"/>
+      <w:r>
+        <w:rPr>
+          <w:rFonts w:ascii="Arial" w:hAnsi="Arial" w:cs="Arial"/>
+        </w:rPr>
+        <w:t>,</w:t>
+      </w:r>
+      <w:r>
+        <w:rPr>
+          <w:rFonts w:ascii="Arial" w:hAnsi="Arial" w:cs="Arial"/>
+        </w:rPr>
         <w:t xml:space="preserve"> </w:t>
       </w:r>
+      <w:r>
+        <w:rPr>
+          <w:rFonts w:ascii="Arial" w:hAnsi="Arial" w:cs="Arial"/>
+        </w:rPr>
+        <w:t>28</w:t>
+      </w:r>
+      <w:r>
+        <w:rPr>
+          <w:rFonts w:ascii="Arial" w:hAnsi="Arial" w:cs="Arial"/>
+        </w:rPr>
+        <w:t>/0</w:t>
+      </w:r>
+      <w:r>
+        <w:rPr>
+          <w:rFonts w:ascii="Arial" w:hAnsi="Arial" w:cs="Arial"/>
+        </w:rPr>
+        <w:t>2</w:t>
+      </w:r>
+      <w:r>
+        <w:rPr>
+          <w:rFonts w:ascii="Arial" w:hAnsi="Arial" w:cs="Arial"/>
+        </w:rPr>
+        <w:t>/202</w:t>
+      </w:r>
+      <w:r>
+        <w:rPr>
+          <w:rFonts w:ascii="Arial" w:hAnsi="Arial" w:cs="Arial"/>
+        </w:rPr>
+        <w:t>5</w:t>
+      </w:r>
+      <w:r>
+        <w:rPr>
+          <w:rFonts w:ascii="Arial" w:hAnsi="Arial" w:cs="Arial"/>
+        </w:rPr>
+        <w:t>)</w:t>
+      </w:r>
+    </w:p>
+    <w:p>
+      <w:pPr>
+        <w:rPr>
+          <w:rFonts w:ascii="Arial" w:hAnsi="Arial" w:cs="Arial"/>
+          <w:sz w:val="24"/>
+          <w:szCs w:val="24"/>
+        </w:rPr>
+      </w:pPr>
+      <w:r>
+        <w:rPr>
+          <w:rFonts w:ascii="Arial" w:hAnsi="Arial" w:cs="Arial"/>
+          <w:sz w:val="24"/>
+          <w:szCs w:val="24"/>
+        </w:rPr>
+        <w:t xml:space="preserve"> </w:t>
+      </w:r>
+    </w:p>
+    <w:p>
+      <w:pPr>
+        <w:ind w:firstLine="708"/>
+        <w:rPr>
+          <w:rFonts w:ascii="Arial" w:hAnsi="Arial" w:cs="Arial"/>
+          <w:sz w:val="24"/>
+          <w:szCs w:val="24"/>
+        </w:rPr>
+      </w:pPr>
+      <w:r>
+        <w:rPr>
+          <w:rFonts w:ascii="Arial" w:hAnsi="Arial" w:cs="Arial"/>
+          <w:sz w:val="24"/>
+          <w:szCs w:val="24"/>
+        </w:rPr>
+        <w:t>Tarafların ifadelerinde açıkça aynı olay olduğu belirtilmesine rağmen</w:t>
+      </w:r>
+      <w:r>
+        <w:rPr>
+          <w:rFonts w:ascii="Arial" w:hAnsi="Arial" w:cs="Arial"/>
+          <w:sz w:val="24"/>
+          <w:szCs w:val="24"/>
+        </w:rPr>
+        <w:t xml:space="preserve"> davası süren aynı olay üzerinden 2024/478 Esas sayılı dava dosyası ile mükerrer bir dava daha açılmıştır. </w:t>
+      </w:r>
+    </w:p>
+    <w:p>
+      <w:pPr>
+        <w:ind w:firstLine="360"/>
+        <w:rPr>
+          <w:rFonts w:ascii="Arial" w:hAnsi="Arial" w:cs="Arial"/>
+          <w:sz w:val="24"/>
+          <w:szCs w:val="24"/>
+        </w:rPr>
+      </w:pPr>
+      <w:r>
+        <w:rPr>
+          <w:rFonts w:ascii="Arial" w:hAnsi="Arial" w:cs="Arial"/>
+          <w:sz w:val="24"/>
+          <w:szCs w:val="24"/>
+        </w:rPr>
+        <w:t xml:space="preserve">Dosya kapsamında alınan ifadelerde (2024/61 Esas sayılı dosyada ki hiçbir ifadede </w:t>
+      </w:r>
+      <w:r>
+        <w:rPr>
+          <w:rFonts w:ascii="Arial" w:hAnsi="Arial" w:cs="Arial"/>
+          <w:sz w:val="24"/>
+          <w:szCs w:val="24"/>
+        </w:rPr>
+        <w:t xml:space="preserve">de </w:t>
+      </w:r>
+      <w:r>
+        <w:rPr>
+          <w:rFonts w:ascii="Arial" w:hAnsi="Arial" w:cs="Arial"/>
+          <w:sz w:val="24"/>
+          <w:szCs w:val="24"/>
+        </w:rPr>
+        <w:t>bahsedilmemesine rağmen) “Cumhurbaşkanına hakaret” iddiası nedeniyle tefrik edilmesi sonucu derdest dava açılmıştır</w:t>
+      </w:r>
+      <w:r>
+        <w:rPr>
+          <w:rFonts w:ascii="Arial" w:hAnsi="Arial" w:cs="Arial"/>
+          <w:sz w:val="24"/>
+          <w:szCs w:val="24"/>
+        </w:rPr>
+        <w:t>.</w:t>
+      </w:r>
+      <w:r>
+        <w:rPr>
+          <w:rFonts w:ascii="Arial" w:hAnsi="Arial" w:cs="Arial"/>
+          <w:sz w:val="24"/>
+          <w:szCs w:val="24"/>
+        </w:rPr>
+        <w:t xml:space="preserve"> </w:t>
+      </w:r>
+    </w:p>
+    <w:p>
+      <w:pPr>
+        <w:ind w:firstLine="360"/>
+        <w:rPr>
+          <w:rFonts w:ascii="Arial" w:hAnsi="Arial" w:cs="Arial"/>
+          <w:sz w:val="24"/>
+          <w:szCs w:val="24"/>
+        </w:rPr>
+      </w:pPr>
+      <w:r>
+        <w:rPr>
+          <w:rFonts w:ascii="Arial" w:hAnsi="Arial" w:cs="Arial"/>
+          <w:sz w:val="24"/>
+          <w:szCs w:val="24"/>
+        </w:rPr>
+        <w:t>H</w:t>
+      </w:r>
+      <w:r>
+        <w:rPr>
+          <w:rFonts w:ascii="Arial" w:hAnsi="Arial" w:cs="Arial"/>
+          <w:sz w:val="24"/>
+          <w:szCs w:val="24"/>
+        </w:rPr>
+        <w:t>er iki davada verdiği ifadelerde kendisine karşı ısrarla tehdit ve hakaretten bahsetmesine rağmen tefrik edilen “Tehdit ve Hakaret” davasının uzlaşma aşamasında şikayetinden vazgeçmiştir.</w:t>
+      </w:r>
+    </w:p>
+    <w:p>
+      <w:pPr>
+        <w:pStyle w:val="ListeParagraf"/>
+        <w:ind w:left="360"/>
+        <w:rPr>
+          <w:rFonts w:ascii="Arial" w:hAnsi="Arial" w:cs="Arial"/>
+          <w:b/>
+          <w:bCs/>
+          <w:sz w:val="24"/>
+          <w:szCs w:val="24"/>
+        </w:rPr>
+      </w:pPr>
+    </w:p>
+    <w:p>
+      <w:pPr>
+        <w:ind w:firstLine="360"/>
+        <w:rPr>
+          <w:rFonts w:ascii="Arial" w:hAnsi="Arial" w:cs="Arial"/>
+          <w:sz w:val="24"/>
+          <w:szCs w:val="24"/>
+        </w:rPr>
+      </w:pPr>
+      <w:r>
+        <w:rPr>
+          <w:rFonts w:ascii="Arial" w:hAnsi="Arial" w:cs="Arial"/>
+          <w:sz w:val="24"/>
+          <w:szCs w:val="24"/>
+        </w:rPr>
+        <w:t xml:space="preserve">Müşteki Umut </w:t>
+      </w:r>
+      <w:proofErr w:type="spellStart"/>
+      <w:r>
+        <w:rPr>
+          <w:rFonts w:ascii="Arial" w:hAnsi="Arial" w:cs="Arial"/>
+          <w:sz w:val="24"/>
+          <w:szCs w:val="24"/>
+        </w:rPr>
+        <w:t>Boyrazın</w:t>
+      </w:r>
+      <w:proofErr w:type="spellEnd"/>
+      <w:r>
+        <w:rPr>
+          <w:rFonts w:ascii="Arial" w:hAnsi="Arial" w:cs="Arial"/>
+          <w:sz w:val="24"/>
+          <w:szCs w:val="24"/>
+        </w:rPr>
+        <w:t xml:space="preserve"> ilk şikayet dilekçesinde</w:t>
+      </w:r>
+      <w:r>
+        <w:rPr>
+          <w:rFonts w:ascii="Arial" w:hAnsi="Arial" w:cs="Arial"/>
+          <w:sz w:val="24"/>
+          <w:szCs w:val="24"/>
+        </w:rPr>
+        <w:t>,</w:t>
+      </w:r>
+      <w:r>
+        <w:rPr>
+          <w:rFonts w:ascii="Arial" w:hAnsi="Arial" w:cs="Arial"/>
+          <w:sz w:val="24"/>
+          <w:szCs w:val="24"/>
+        </w:rPr>
+        <w:t xml:space="preserve"> savcılık ifadesinde</w:t>
+      </w:r>
+      <w:r>
+        <w:rPr>
+          <w:rFonts w:ascii="Arial" w:hAnsi="Arial" w:cs="Arial"/>
+          <w:sz w:val="24"/>
+          <w:szCs w:val="24"/>
+        </w:rPr>
+        <w:t xml:space="preserve"> ve duruşmadaki ifadelerinde </w:t>
+      </w:r>
+      <w:r>
+        <w:rPr>
+          <w:rFonts w:ascii="Arial" w:hAnsi="Arial" w:cs="Arial"/>
+          <w:sz w:val="24"/>
+          <w:szCs w:val="24"/>
+        </w:rPr>
+        <w:t>bahsetmemesine rağmen</w:t>
+      </w:r>
+      <w:r>
+        <w:rPr>
+          <w:rFonts w:ascii="Arial" w:hAnsi="Arial" w:cs="Arial"/>
+          <w:sz w:val="24"/>
+          <w:szCs w:val="24"/>
+        </w:rPr>
+        <w:t xml:space="preserve">, </w:t>
+      </w:r>
+      <w:r>
+        <w:rPr>
+          <w:rFonts w:ascii="Arial" w:hAnsi="Arial" w:cs="Arial"/>
+          <w:b/>
+          <w:bCs/>
+          <w:sz w:val="24"/>
+          <w:szCs w:val="24"/>
+        </w:rPr>
+        <w:t>tanıklar</w:t>
+      </w:r>
+      <w:r>
+        <w:rPr>
+          <w:rFonts w:ascii="Arial" w:hAnsi="Arial" w:cs="Arial"/>
+          <w:b/>
+          <w:bCs/>
+          <w:sz w:val="24"/>
+          <w:szCs w:val="24"/>
+        </w:rPr>
+        <w:t xml:space="preserve"> </w:t>
+      </w:r>
+      <w:r>
+        <w:rPr>
+          <w:rFonts w:ascii="Arial" w:hAnsi="Arial" w:cs="Arial"/>
+          <w:b/>
+          <w:bCs/>
+          <w:sz w:val="24"/>
+          <w:szCs w:val="24"/>
+        </w:rPr>
+        <w:t xml:space="preserve">sadece karakol ifadelerinde “Cumhurbaşkanına hakaret” </w:t>
+      </w:r>
+      <w:r>
+        <w:rPr>
+          <w:rFonts w:ascii="Arial" w:hAnsi="Arial" w:cs="Arial"/>
+          <w:b/>
+          <w:bCs/>
+          <w:sz w:val="24"/>
+          <w:szCs w:val="24"/>
+        </w:rPr>
+        <w:t xml:space="preserve">iddiasını </w:t>
+      </w:r>
+      <w:r>
+        <w:rPr>
+          <w:rFonts w:ascii="Arial" w:hAnsi="Arial" w:cs="Arial"/>
+          <w:b/>
+          <w:bCs/>
+          <w:sz w:val="24"/>
+          <w:szCs w:val="24"/>
+        </w:rPr>
+        <w:t>dile getirmiştir.</w:t>
+      </w:r>
+      <w:r>
+        <w:rPr>
+          <w:rFonts w:ascii="Arial" w:hAnsi="Arial" w:cs="Arial"/>
+          <w:sz w:val="24"/>
+          <w:szCs w:val="24"/>
+        </w:rPr>
+        <w:t xml:space="preserve"> </w:t>
+      </w:r>
+    </w:p>
+    <w:p>
+      <w:pPr>
+        <w:ind w:firstLine="360"/>
+        <w:rPr>
+          <w:rFonts w:ascii="Arial" w:hAnsi="Arial" w:cs="Arial"/>
+          <w:sz w:val="24"/>
+          <w:szCs w:val="24"/>
+        </w:rPr>
+      </w:pPr>
+    </w:p>
+    <w:p>
+      <w:pPr>
+        <w:ind w:firstLine="360"/>
+        <w:rPr>
+          <w:rFonts w:ascii="Arial" w:hAnsi="Arial" w:cs="Arial"/>
+          <w:sz w:val="24"/>
+          <w:szCs w:val="24"/>
+        </w:rPr>
+      </w:pPr>
+      <w:r>
+        <w:rPr>
+          <w:rFonts w:ascii="Arial" w:hAnsi="Arial" w:cs="Arial"/>
+          <w:b/>
+          <w:bCs/>
+          <w:sz w:val="24"/>
+          <w:szCs w:val="24"/>
+        </w:rPr>
+        <w:t>UMUT BOYRAZ’IN HİÇBİR İFADESİNDE MÜVEKKİLİN “CUMHURBAŞKANINA HAKARET” ETTİĞİ İDDİASI YOKTUR.</w:t>
+      </w:r>
+      <w:r>
+        <w:rPr>
+          <w:rFonts w:ascii="Arial" w:hAnsi="Arial" w:cs="Arial"/>
+          <w:sz w:val="24"/>
+          <w:szCs w:val="24"/>
+        </w:rPr>
+        <w:t xml:space="preserve"> </w:t>
+      </w:r>
+    </w:p>
+    <w:p>
+      <w:pPr>
+        <w:ind w:firstLine="360"/>
+        <w:rPr>
+          <w:rFonts w:ascii="Arial" w:hAnsi="Arial" w:cs="Arial"/>
+          <w:sz w:val="24"/>
+          <w:szCs w:val="24"/>
+        </w:rPr>
+      </w:pPr>
+    </w:p>
+    <w:p>
+      <w:pPr>
+        <w:ind w:firstLine="360"/>
+        <w:rPr>
+          <w:rFonts w:ascii="Arial" w:hAnsi="Arial" w:cs="Arial"/>
+          <w:sz w:val="24"/>
+          <w:szCs w:val="24"/>
+        </w:rPr>
+      </w:pPr>
+      <w:r>
+        <w:rPr>
+          <w:rFonts w:ascii="Arial" w:hAnsi="Arial" w:cs="Arial"/>
+          <w:b/>
+          <w:bCs/>
+          <w:sz w:val="24"/>
+          <w:szCs w:val="24"/>
+        </w:rPr>
+        <w:t>Kaldı ki 08/07/2024 tarihinde olan olayda müvekkile karşı şah</w:t>
+      </w:r>
+      <w:r>
+        <w:rPr>
+          <w:rFonts w:ascii="Arial" w:hAnsi="Arial" w:cs="Arial"/>
+          <w:b/>
+          <w:bCs/>
+          <w:sz w:val="24"/>
+          <w:szCs w:val="24"/>
+        </w:rPr>
+        <w:t xml:space="preserve">itlik eden hiçbir tanık da </w:t>
+      </w:r>
+      <w:r>
+        <w:rPr>
+          <w:rFonts w:ascii="Arial" w:hAnsi="Arial" w:cs="Arial"/>
+          <w:b/>
+          <w:bCs/>
+          <w:sz w:val="24"/>
+          <w:szCs w:val="24"/>
+        </w:rPr>
+        <w:t>“Cumhurbaşkanına hakaret”</w:t>
+      </w:r>
+      <w:r>
+        <w:rPr>
+          <w:rFonts w:ascii="Arial" w:hAnsi="Arial" w:cs="Arial"/>
+          <w:b/>
+          <w:bCs/>
+          <w:sz w:val="24"/>
+          <w:szCs w:val="24"/>
+        </w:rPr>
+        <w:t xml:space="preserve"> den</w:t>
+      </w:r>
+      <w:r>
+        <w:rPr>
+          <w:rFonts w:ascii="Arial" w:hAnsi="Arial" w:cs="Arial"/>
+          <w:b/>
+          <w:bCs/>
+          <w:sz w:val="24"/>
+          <w:szCs w:val="24"/>
+        </w:rPr>
+        <w:t xml:space="preserve"> </w:t>
+      </w:r>
+      <w:r>
+        <w:rPr>
+          <w:rFonts w:ascii="Arial" w:hAnsi="Arial" w:cs="Arial"/>
+          <w:b/>
+          <w:bCs/>
+          <w:sz w:val="24"/>
+          <w:szCs w:val="24"/>
+        </w:rPr>
+        <w:t>bahsetmemişlerdir.</w:t>
+      </w:r>
+      <w:r>
+        <w:rPr>
+          <w:rFonts w:ascii="Arial" w:hAnsi="Arial" w:cs="Arial"/>
+          <w:sz w:val="24"/>
+          <w:szCs w:val="24"/>
+        </w:rPr>
+        <w:t xml:space="preserve"> </w:t>
+      </w:r>
+    </w:p>
+    <w:p>
+      <w:pPr>
+        <w:ind w:firstLine="360"/>
+        <w:rPr>
+          <w:rFonts w:ascii="Arial" w:hAnsi="Arial" w:cs="Arial"/>
+          <w:sz w:val="24"/>
+          <w:szCs w:val="24"/>
+        </w:rPr>
+      </w:pPr>
+    </w:p>
+    <w:p>
+      <w:pPr>
+        <w:ind w:firstLine="360"/>
+        <w:rPr>
+          <w:rFonts w:ascii="Arial" w:hAnsi="Arial" w:cs="Arial"/>
+          <w:b/>
+          <w:bCs/>
+          <w:sz w:val="24"/>
+          <w:szCs w:val="24"/>
+        </w:rPr>
+      </w:pPr>
+      <w:r>
+        <w:rPr>
+          <w:rFonts w:ascii="Arial" w:hAnsi="Arial" w:cs="Arial"/>
+          <w:b/>
+          <w:bCs/>
+          <w:sz w:val="24"/>
+          <w:szCs w:val="24"/>
+        </w:rPr>
+        <w:t xml:space="preserve"> Şikayetin </w:t>
+      </w:r>
+      <w:r>
+        <w:rPr>
+          <w:rFonts w:ascii="Arial" w:hAnsi="Arial" w:cs="Arial"/>
+          <w:b/>
+          <w:bCs/>
+          <w:sz w:val="24"/>
+          <w:szCs w:val="24"/>
+        </w:rPr>
+        <w:t>şahıslarca</w:t>
+      </w:r>
+      <w:r>
+        <w:rPr>
+          <w:rFonts w:ascii="Arial" w:hAnsi="Arial" w:cs="Arial"/>
+          <w:b/>
+          <w:bCs/>
+          <w:sz w:val="24"/>
+          <w:szCs w:val="24"/>
+        </w:rPr>
+        <w:t xml:space="preserve"> </w:t>
+      </w:r>
+      <w:r>
+        <w:rPr>
+          <w:rFonts w:ascii="Arial" w:hAnsi="Arial" w:cs="Arial"/>
+          <w:b/>
+          <w:bCs/>
+          <w:sz w:val="24"/>
+          <w:szCs w:val="24"/>
+        </w:rPr>
+        <w:t>“kamu davası” haline getirilmek istendiği aşikardır.</w:t>
+      </w:r>
+      <w:r>
+        <w:rPr>
+          <w:rFonts w:ascii="Arial" w:hAnsi="Arial" w:cs="Arial"/>
+          <w:b/>
+          <w:bCs/>
+          <w:sz w:val="24"/>
+          <w:szCs w:val="24"/>
+        </w:rPr>
+        <w:t xml:space="preserve">  </w:t>
+      </w:r>
+    </w:p>
+    <w:p>
+      <w:pPr>
+        <w:rPr>
+          <w:rFonts w:ascii="Arial" w:hAnsi="Arial" w:cs="Arial"/>
+          <w:sz w:val="24"/>
+          <w:szCs w:val="24"/>
+        </w:rPr>
+      </w:pPr>
+    </w:p>
+    <w:p>
+      <w:pPr>
+        <w:rPr>
+          <w:rFonts w:ascii="Arial" w:hAnsi="Arial" w:cs="Arial"/>
+          <w:b/>
+          <w:bCs/>
+          <w:sz w:val="24"/>
+          <w:szCs w:val="24"/>
+        </w:rPr>
+      </w:pPr>
+      <w:r>
+        <w:rPr>
+          <w:rFonts w:ascii="Arial" w:hAnsi="Arial" w:cs="Arial"/>
+          <w:b/>
+          <w:bCs/>
+          <w:sz w:val="24"/>
+          <w:szCs w:val="24"/>
+        </w:rPr>
+        <w:t>3</w:t>
+      </w:r>
+      <w:r>
+        <w:rPr>
+          <w:rFonts w:ascii="Arial" w:hAnsi="Arial" w:cs="Arial"/>
+          <w:b/>
+          <w:bCs/>
+          <w:sz w:val="24"/>
+          <w:szCs w:val="24"/>
+        </w:rPr>
+        <w:t xml:space="preserve">. </w:t>
+      </w:r>
+      <w:r>
+        <w:rPr>
+          <w:rFonts w:ascii="Arial" w:hAnsi="Arial" w:cs="Arial"/>
+          <w:b/>
+          <w:bCs/>
+          <w:sz w:val="24"/>
+          <w:szCs w:val="24"/>
+        </w:rPr>
+        <w:t>T</w:t>
+      </w:r>
+      <w:r>
+        <w:rPr>
+          <w:rFonts w:ascii="Arial" w:hAnsi="Arial" w:cs="Arial"/>
+          <w:b/>
+          <w:bCs/>
+          <w:sz w:val="24"/>
+          <w:szCs w:val="24"/>
+        </w:rPr>
+        <w:t>akipsizlik kararı ile tescillenen "hakaret olmadı" resmi beyanları</w:t>
+      </w:r>
+    </w:p>
+    <w:p>
+      <w:pPr>
+        <w:ind w:left="708" w:firstLine="708"/>
+        <w:rPr>
+          <w:rFonts w:ascii="Arial" w:hAnsi="Arial" w:cs="Arial"/>
+          <w:sz w:val="24"/>
+          <w:szCs w:val="24"/>
+        </w:rPr>
+      </w:pPr>
+      <w:r>
+        <w:rPr>
+          <w:rFonts w:ascii="Arial" w:hAnsi="Arial" w:cs="Arial"/>
+          <w:sz w:val="24"/>
+          <w:szCs w:val="24"/>
+        </w:rPr>
+        <w:t xml:space="preserve">Huzurdaki davaya konu edilen 08/07/2024 tarihli olayla ilgili olarak, </w:t>
+      </w:r>
+      <w:r>
+        <w:rPr>
+          <w:rFonts w:ascii="Arial" w:hAnsi="Arial" w:cs="Arial"/>
+          <w:b/>
+          <w:bCs/>
+          <w:sz w:val="24"/>
+          <w:szCs w:val="24"/>
+        </w:rPr>
+        <w:t>Tokat Cumhuriyet Başsavcılığı’nın 2024/8044 Soruşturma sayılı ve 24/10/2024 tarihli EK KOVUŞTURMAYA YER OLMADIĞINA DAİR KARARI</w:t>
+      </w:r>
+      <w:r>
+        <w:rPr>
+          <w:rFonts w:ascii="Arial" w:hAnsi="Arial" w:cs="Arial"/>
+          <w:sz w:val="24"/>
+          <w:szCs w:val="24"/>
+        </w:rPr>
+        <w:t xml:space="preserve"> mevcuttur.</w:t>
+      </w:r>
+    </w:p>
+    <w:p>
+      <w:pPr>
+        <w:ind w:left="708"/>
+        <w:rPr>
+          <w:rFonts w:ascii="Arial" w:hAnsi="Arial" w:cs="Arial"/>
+          <w:sz w:val="24"/>
+          <w:szCs w:val="24"/>
+        </w:rPr>
+      </w:pPr>
+      <w:r>
+        <w:rPr>
+          <w:rFonts w:ascii="Arial" w:hAnsi="Arial" w:cs="Arial"/>
+          <w:sz w:val="24"/>
+          <w:szCs w:val="24"/>
+        </w:rPr>
+        <w:t>Söz konusu bu resmi kararın gerekçe kısmında şu net adli tespit yapılmıştır:</w:t>
+      </w:r>
+    </w:p>
+    <w:p>
+      <w:pPr>
+        <w:ind w:left="1416"/>
+        <w:rPr>
+          <w:rFonts w:ascii="Arial" w:hAnsi="Arial" w:cs="Arial"/>
+          <w:sz w:val="24"/>
+          <w:szCs w:val="24"/>
+        </w:rPr>
+      </w:pPr>
       <w:r>
         <w:rPr>
           <w:rFonts w:ascii="Arial" w:hAnsi="Arial" w:cs="Arial"/>
           <w:i/>
           <w:iCs/>
-          <w:sz w:val="22"/>
-          <w:szCs w:val="22"/>
-        </w:rPr>
-        <w:t>Mahkememiz devam etmektedir.</w:t>
-      </w:r>
-      <w:r>
-        <w:rPr>
-          <w:rFonts w:ascii="Arial" w:hAnsi="Arial" w:cs="Arial"/>
+          <w:sz w:val="24"/>
+          <w:szCs w:val="24"/>
+        </w:rPr>
+        <w:t xml:space="preserve">“...tarafların iş yerinde kira konusunda tartıştıkları ve birbirlerine karşı hakaret ve tehdit ettikleri iddiasıyla şikayetçi oldukları </w:t>
+      </w:r>
+      <w:r>
+        <w:rPr>
+          <w:rFonts w:ascii="Arial" w:hAnsi="Arial" w:cs="Arial"/>
+          <w:b/>
+          <w:bCs/>
           <w:i/>
           <w:iCs/>
-          <w:sz w:val="22"/>
-          <w:szCs w:val="22"/>
-        </w:rPr>
-        <w:t xml:space="preserve"> “</w:t>
-      </w:r>
-    </w:p>
-    <w:p>
-      <w:pPr>
-        <w:pStyle w:val="ListeParagraf"/>
-        <w:ind w:left="1416" w:firstLine="348"/>
-        <w:rPr>
-          <w:rFonts w:ascii="Arial" w:hAnsi="Arial" w:cs="Arial"/>
-          <w:sz w:val="24"/>
-          <w:szCs w:val="24"/>
-        </w:rPr>
-      </w:pPr>
-      <w:r>
-        <w:rPr>
-          <w:rFonts w:ascii="Arial" w:hAnsi="Arial" w:cs="Arial"/>
-        </w:rPr>
-        <w:t xml:space="preserve">(2025/1676 soruşturma sayılı CBS dosyası, </w:t>
-      </w:r>
-      <w:r>
-        <w:rPr>
-          <w:rFonts w:ascii="Arial" w:hAnsi="Arial" w:cs="Arial"/>
-        </w:rPr>
-        <w:t xml:space="preserve">Karşıyaka </w:t>
-      </w:r>
-      <w:proofErr w:type="spellStart"/>
-      <w:r>
-        <w:rPr>
-          <w:rFonts w:ascii="Arial" w:hAnsi="Arial" w:cs="Arial"/>
-        </w:rPr>
-        <w:t>Ş.</w:t>
-      </w:r>
-      <w:proofErr w:type="gramStart"/>
-      <w:r>
-        <w:rPr>
-          <w:rFonts w:ascii="Arial" w:hAnsi="Arial" w:cs="Arial"/>
-        </w:rPr>
-        <w:t>F.K</w:t>
-      </w:r>
-      <w:r>
-        <w:rPr>
-          <w:rFonts w:ascii="Arial" w:hAnsi="Arial" w:cs="Arial"/>
-        </w:rPr>
-        <w:t>arakolu</w:t>
-      </w:r>
-      <w:proofErr w:type="spellEnd"/>
-      <w:proofErr w:type="gramEnd"/>
-      <w:r>
-        <w:rPr>
-          <w:rFonts w:ascii="Arial" w:hAnsi="Arial" w:cs="Arial"/>
-        </w:rPr>
-        <w:t>,</w:t>
-      </w:r>
-      <w:r>
-        <w:rPr>
-          <w:rFonts w:ascii="Arial" w:hAnsi="Arial" w:cs="Arial"/>
-        </w:rPr>
-        <w:t xml:space="preserve"> </w:t>
-      </w:r>
-      <w:r>
-        <w:rPr>
-          <w:rFonts w:ascii="Arial" w:hAnsi="Arial" w:cs="Arial"/>
-        </w:rPr>
-        <w:t>28</w:t>
-      </w:r>
-      <w:r>
-        <w:rPr>
-          <w:rFonts w:ascii="Arial" w:hAnsi="Arial" w:cs="Arial"/>
-        </w:rPr>
-        <w:t>/0</w:t>
-      </w:r>
-      <w:r>
-        <w:rPr>
-          <w:rFonts w:ascii="Arial" w:hAnsi="Arial" w:cs="Arial"/>
-        </w:rPr>
-        <w:t>2</w:t>
-      </w:r>
-      <w:r>
-        <w:rPr>
-          <w:rFonts w:ascii="Arial" w:hAnsi="Arial" w:cs="Arial"/>
-        </w:rPr>
-        <w:t>/202</w:t>
-      </w:r>
-      <w:r>
-        <w:rPr>
-          <w:rFonts w:ascii="Arial" w:hAnsi="Arial" w:cs="Arial"/>
-        </w:rPr>
-        <w:t>5</w:t>
-      </w:r>
-      <w:r>
-        <w:rPr>
-          <w:rFonts w:ascii="Arial" w:hAnsi="Arial" w:cs="Arial"/>
-        </w:rPr>
-        <w:t>)</w:t>
-      </w:r>
-    </w:p>
-    <w:p>
-      <w:pPr>
-        <w:rPr>
-          <w:rFonts w:ascii="Arial" w:hAnsi="Arial" w:cs="Arial"/>
-          <w:sz w:val="24"/>
-          <w:szCs w:val="24"/>
-        </w:rPr>
-      </w:pPr>
-      <w:r>
-        <w:rPr>
-          <w:rFonts w:ascii="Arial" w:hAnsi="Arial" w:cs="Arial"/>
-          <w:sz w:val="24"/>
-          <w:szCs w:val="24"/>
-        </w:rPr>
-        <w:t xml:space="preserve"> </w:t>
-      </w:r>
-    </w:p>
-    <w:p>
-      <w:pPr>
-        <w:ind w:firstLine="708"/>
-        <w:rPr>
-          <w:rFonts w:ascii="Arial" w:hAnsi="Arial" w:cs="Arial"/>
-          <w:sz w:val="24"/>
-          <w:szCs w:val="24"/>
-        </w:rPr>
-      </w:pPr>
-      <w:r>
-        <w:rPr>
-          <w:rFonts w:ascii="Arial" w:hAnsi="Arial" w:cs="Arial"/>
-          <w:sz w:val="24"/>
-          <w:szCs w:val="24"/>
-        </w:rPr>
-        <w:t>Tarafların ifadelerinde açıkça aynı olay olduğu belirtilmesine rağmen</w:t>
-      </w:r>
-      <w:r>
-        <w:rPr>
-          <w:rFonts w:ascii="Arial" w:hAnsi="Arial" w:cs="Arial"/>
-          <w:sz w:val="24"/>
-          <w:szCs w:val="24"/>
-        </w:rPr>
-        <w:t xml:space="preserve"> davası süren aynı olay üzerinden 2024/478 Esas sayılı dava dosyası ile mükerrer bir dava daha açılmıştır. </w:t>
-      </w:r>
-    </w:p>
-    <w:p>
-      <w:pPr>
-        <w:ind w:firstLine="360"/>
-        <w:rPr>
-          <w:rFonts w:ascii="Arial" w:hAnsi="Arial" w:cs="Arial"/>
-          <w:sz w:val="24"/>
-          <w:szCs w:val="24"/>
-        </w:rPr>
-      </w:pPr>
-      <w:r>
-        <w:rPr>
-          <w:rFonts w:ascii="Arial" w:hAnsi="Arial" w:cs="Arial"/>
-          <w:sz w:val="24"/>
-          <w:szCs w:val="24"/>
-        </w:rPr>
-        <w:t xml:space="preserve">Dosya kapsamında alınan ifadelerde (2024/61 Esas sayılı dosyada ki hiçbir ifadede </w:t>
-      </w:r>
-      <w:r>
-        <w:rPr>
-          <w:rFonts w:ascii="Arial" w:hAnsi="Arial" w:cs="Arial"/>
-          <w:sz w:val="24"/>
-          <w:szCs w:val="24"/>
-        </w:rPr>
-        <w:t xml:space="preserve">de </w:t>
-      </w:r>
-      <w:r>
-        <w:rPr>
-          <w:rFonts w:ascii="Arial" w:hAnsi="Arial" w:cs="Arial"/>
-          <w:sz w:val="24"/>
-          <w:szCs w:val="24"/>
-        </w:rPr>
-        <w:t>bahsedilmemesine rağmen) “Cumhurbaşkanına hakaret” iddiası nedeniyle tefrik edilmesi sonucu derdest dava açılmıştır</w:t>
-      </w:r>
-      <w:r>
-        <w:rPr>
-          <w:rFonts w:ascii="Arial" w:hAnsi="Arial" w:cs="Arial"/>
-          <w:sz w:val="24"/>
-          <w:szCs w:val="24"/>
-        </w:rPr>
-        <w:t>.</w:t>
-      </w:r>
-      <w:r>
-        <w:rPr>
-          <w:rFonts w:ascii="Arial" w:hAnsi="Arial" w:cs="Arial"/>
-          <w:sz w:val="24"/>
-          <w:szCs w:val="24"/>
-        </w:rPr>
-        <w:t xml:space="preserve"> </w:t>
-      </w:r>
-    </w:p>
-    <w:p>
-      <w:pPr>
-        <w:ind w:firstLine="360"/>
-        <w:rPr>
-          <w:rFonts w:ascii="Arial" w:hAnsi="Arial" w:cs="Arial"/>
-          <w:sz w:val="24"/>
-          <w:szCs w:val="24"/>
-        </w:rPr>
-      </w:pPr>
-      <w:r>
-        <w:rPr>
-          <w:rFonts w:ascii="Arial" w:hAnsi="Arial" w:cs="Arial"/>
-          <w:sz w:val="24"/>
-          <w:szCs w:val="24"/>
-        </w:rPr>
-        <w:t>H</w:t>
-      </w:r>
-      <w:r>
-        <w:rPr>
-          <w:rFonts w:ascii="Arial" w:hAnsi="Arial" w:cs="Arial"/>
-          <w:sz w:val="24"/>
-          <w:szCs w:val="24"/>
-        </w:rPr>
-        <w:t>er iki davada verdiği ifadelerde kendisine karşı ısrarla tehdit ve hakaretten bahsetmesine rağmen tefrik edilen “Tehdit ve Hakaret” davasının uzlaşma aşamasında şikayetinden vazgeçmiştir.</w:t>
-      </w:r>
-    </w:p>
-    <w:p>
-      <w:pPr>
-        <w:pStyle w:val="ListeParagraf"/>
-        <w:ind w:left="360"/>
-        <w:rPr>
-          <w:rFonts w:ascii="Arial" w:hAnsi="Arial" w:cs="Arial"/>
-          <w:b/>
-          <w:bCs/>
-          <w:sz w:val="24"/>
-          <w:szCs w:val="24"/>
-        </w:rPr>
-      </w:pPr>
-    </w:p>
-    <w:p>
-      <w:pPr>
-        <w:ind w:firstLine="360"/>
-        <w:rPr>
-          <w:rFonts w:ascii="Arial" w:hAnsi="Arial" w:cs="Arial"/>
-          <w:sz w:val="24"/>
-          <w:szCs w:val="24"/>
-        </w:rPr>
-      </w:pPr>
-      <w:r>
-        <w:rPr>
-          <w:rFonts w:ascii="Arial" w:hAnsi="Arial" w:cs="Arial"/>
-          <w:sz w:val="24"/>
-          <w:szCs w:val="24"/>
-        </w:rPr>
-        <w:t xml:space="preserve">Müşteki Umut </w:t>
-      </w:r>
-      <w:proofErr w:type="spellStart"/>
-      <w:r>
-        <w:rPr>
-          <w:rFonts w:ascii="Arial" w:hAnsi="Arial" w:cs="Arial"/>
-          <w:sz w:val="24"/>
-          <w:szCs w:val="24"/>
-        </w:rPr>
-        <w:t>Boyrazın</w:t>
-      </w:r>
-      <w:proofErr w:type="spellEnd"/>
-      <w:r>
-        <w:rPr>
-          <w:rFonts w:ascii="Arial" w:hAnsi="Arial" w:cs="Arial"/>
-          <w:sz w:val="24"/>
-          <w:szCs w:val="24"/>
-        </w:rPr>
-        <w:t xml:space="preserve"> ilk </w:t>
-      </w:r>
-      <w:proofErr w:type="gramStart"/>
-      <w:r>
-        <w:rPr>
-          <w:rFonts w:ascii="Arial" w:hAnsi="Arial" w:cs="Arial"/>
-          <w:sz w:val="24"/>
-          <w:szCs w:val="24"/>
-        </w:rPr>
-        <w:t>şikayet</w:t>
-      </w:r>
-      <w:proofErr w:type="gramEnd"/>
-      <w:r>
-        <w:rPr>
-          <w:rFonts w:ascii="Arial" w:hAnsi="Arial" w:cs="Arial"/>
-          <w:sz w:val="24"/>
-          <w:szCs w:val="24"/>
-        </w:rPr>
-        <w:t xml:space="preserve"> dilekçesinde</w:t>
-      </w:r>
-      <w:r>
-        <w:rPr>
-          <w:rFonts w:ascii="Arial" w:hAnsi="Arial" w:cs="Arial"/>
-          <w:sz w:val="24"/>
-          <w:szCs w:val="24"/>
-        </w:rPr>
-        <w:t>,</w:t>
-      </w:r>
-      <w:r>
-        <w:rPr>
-          <w:rFonts w:ascii="Arial" w:hAnsi="Arial" w:cs="Arial"/>
-          <w:sz w:val="24"/>
-          <w:szCs w:val="24"/>
-        </w:rPr>
-        <w:t xml:space="preserve"> savcılık ifadesinde</w:t>
-      </w:r>
-      <w:r>
-        <w:rPr>
-          <w:rFonts w:ascii="Arial" w:hAnsi="Arial" w:cs="Arial"/>
-          <w:sz w:val="24"/>
-          <w:szCs w:val="24"/>
-        </w:rPr>
-        <w:t xml:space="preserve"> ve duruşmadaki ifadelerinde </w:t>
-      </w:r>
-      <w:r>
-        <w:rPr>
-          <w:rFonts w:ascii="Arial" w:hAnsi="Arial" w:cs="Arial"/>
-          <w:sz w:val="24"/>
-          <w:szCs w:val="24"/>
-        </w:rPr>
-        <w:t>bahsetmemesine rağmen</w:t>
-      </w:r>
-      <w:r>
-        <w:rPr>
-          <w:rFonts w:ascii="Arial" w:hAnsi="Arial" w:cs="Arial"/>
-          <w:sz w:val="24"/>
-          <w:szCs w:val="24"/>
-        </w:rPr>
-        <w:t xml:space="preserve">, </w:t>
-      </w:r>
-      <w:r>
-        <w:rPr>
-          <w:rFonts w:ascii="Arial" w:hAnsi="Arial" w:cs="Arial"/>
-          <w:b/>
-          <w:bCs/>
-          <w:sz w:val="24"/>
-          <w:szCs w:val="24"/>
-        </w:rPr>
-        <w:t>tanıklar</w:t>
-      </w:r>
-      <w:r>
-        <w:rPr>
-          <w:rFonts w:ascii="Arial" w:hAnsi="Arial" w:cs="Arial"/>
-          <w:b/>
-          <w:bCs/>
-          <w:sz w:val="24"/>
-          <w:szCs w:val="24"/>
-        </w:rPr>
-        <w:t xml:space="preserve"> </w:t>
-      </w:r>
-      <w:r>
-        <w:rPr>
-          <w:rFonts w:ascii="Arial" w:hAnsi="Arial" w:cs="Arial"/>
-          <w:b/>
-          <w:bCs/>
-          <w:sz w:val="24"/>
-          <w:szCs w:val="24"/>
-        </w:rPr>
-        <w:t xml:space="preserve">sadece karakol ifadelerinde “Cumhurbaşkanına hakaret” </w:t>
-      </w:r>
-      <w:r>
-        <w:rPr>
-          <w:rFonts w:ascii="Arial" w:hAnsi="Arial" w:cs="Arial"/>
-          <w:b/>
-          <w:bCs/>
-          <w:sz w:val="24"/>
-          <w:szCs w:val="24"/>
-        </w:rPr>
-        <w:t xml:space="preserve">iddiasını </w:t>
-      </w:r>
-      <w:r>
-        <w:rPr>
-          <w:rFonts w:ascii="Arial" w:hAnsi="Arial" w:cs="Arial"/>
-          <w:b/>
-          <w:bCs/>
-          <w:sz w:val="24"/>
-          <w:szCs w:val="24"/>
-        </w:rPr>
-        <w:t>dile getirmiştir.</w:t>
-      </w:r>
-      <w:r>
-        <w:rPr>
-          <w:rFonts w:ascii="Arial" w:hAnsi="Arial" w:cs="Arial"/>
-          <w:sz w:val="24"/>
-          <w:szCs w:val="24"/>
-        </w:rPr>
-        <w:t xml:space="preserve"> </w:t>
-      </w:r>
-    </w:p>
-    <w:p>
-      <w:pPr>
-        <w:ind w:firstLine="360"/>
-        <w:rPr>
-          <w:rFonts w:ascii="Arial" w:hAnsi="Arial" w:cs="Arial"/>
-          <w:sz w:val="24"/>
-          <w:szCs w:val="24"/>
-        </w:rPr>
-      </w:pPr>
-    </w:p>
-    <w:p>
-      <w:pPr>
-        <w:ind w:firstLine="360"/>
-        <w:rPr>
-          <w:rFonts w:ascii="Arial" w:hAnsi="Arial" w:cs="Arial"/>
-          <w:sz w:val="24"/>
-          <w:szCs w:val="24"/>
-        </w:rPr>
-      </w:pPr>
-      <w:r>
-        <w:rPr>
-          <w:rFonts w:ascii="Arial" w:hAnsi="Arial" w:cs="Arial"/>
-          <w:b/>
-          <w:bCs/>
-          <w:sz w:val="24"/>
-          <w:szCs w:val="24"/>
-        </w:rPr>
-        <w:t>UMUT BOYRAZ’IN HİÇBİR İFADESİNDE MÜVEKKİLİN “CUMHURBAŞKANINA HAKARET” ETTİĞİ İDDİASI YOKTUR.</w:t>
-      </w:r>
-      <w:r>
-        <w:rPr>
-          <w:rFonts w:ascii="Arial" w:hAnsi="Arial" w:cs="Arial"/>
-          <w:sz w:val="24"/>
-          <w:szCs w:val="24"/>
-        </w:rPr>
-        <w:t xml:space="preserve"> </w:t>
-      </w:r>
-    </w:p>
-    <w:p>
-      <w:pPr>
-        <w:ind w:firstLine="360"/>
-        <w:rPr>
-          <w:rFonts w:ascii="Arial" w:hAnsi="Arial" w:cs="Arial"/>
-          <w:sz w:val="24"/>
-          <w:szCs w:val="24"/>
-        </w:rPr>
-      </w:pPr>
-    </w:p>
-    <w:p>
-      <w:pPr>
-        <w:ind w:firstLine="360"/>
-        <w:rPr>
-          <w:rFonts w:ascii="Arial" w:hAnsi="Arial" w:cs="Arial"/>
-          <w:sz w:val="24"/>
-          <w:szCs w:val="24"/>
-        </w:rPr>
-      </w:pPr>
-      <w:r>
-        <w:rPr>
-          <w:rFonts w:ascii="Arial" w:hAnsi="Arial" w:cs="Arial"/>
-          <w:b/>
-          <w:bCs/>
-          <w:sz w:val="24"/>
-          <w:szCs w:val="24"/>
-        </w:rPr>
-        <w:t>Kaldı ki 08/07/2024 tarihinde olan olayda müvekkile karşı şah</w:t>
-      </w:r>
-      <w:r>
-        <w:rPr>
-          <w:rFonts w:ascii="Arial" w:hAnsi="Arial" w:cs="Arial"/>
-          <w:b/>
-          <w:bCs/>
-          <w:sz w:val="24"/>
-          <w:szCs w:val="24"/>
-        </w:rPr>
-        <w:t xml:space="preserve">itlik eden hiçbir tanık da </w:t>
-      </w:r>
-      <w:r>
-        <w:rPr>
-          <w:rFonts w:ascii="Arial" w:hAnsi="Arial" w:cs="Arial"/>
-          <w:b/>
-          <w:bCs/>
-          <w:sz w:val="24"/>
-          <w:szCs w:val="24"/>
-        </w:rPr>
-        <w:t>“Cumhurbaşkanına hakaret”</w:t>
-      </w:r>
-      <w:r>
-        <w:rPr>
-          <w:rFonts w:ascii="Arial" w:hAnsi="Arial" w:cs="Arial"/>
-          <w:b/>
-          <w:bCs/>
-          <w:sz w:val="24"/>
-          <w:szCs w:val="24"/>
-        </w:rPr>
-        <w:t xml:space="preserve"> den</w:t>
-      </w:r>
-      <w:r>
-        <w:rPr>
-          <w:rFonts w:ascii="Arial" w:hAnsi="Arial" w:cs="Arial"/>
-          <w:b/>
-          <w:bCs/>
-          <w:sz w:val="24"/>
-          <w:szCs w:val="24"/>
-        </w:rPr>
-        <w:t xml:space="preserve"> </w:t>
-      </w:r>
-      <w:r>
-        <w:rPr>
-          <w:rFonts w:ascii="Arial" w:hAnsi="Arial" w:cs="Arial"/>
-          <w:b/>
-          <w:bCs/>
-          <w:sz w:val="24"/>
-          <w:szCs w:val="24"/>
-        </w:rPr>
-        <w:t>bahsetmemişlerdir.</w:t>
-      </w:r>
-      <w:r>
-        <w:rPr>
-          <w:rFonts w:ascii="Arial" w:hAnsi="Arial" w:cs="Arial"/>
-          <w:sz w:val="24"/>
-          <w:szCs w:val="24"/>
-        </w:rPr>
-        <w:t xml:space="preserve"> </w:t>
-      </w:r>
-    </w:p>
-    <w:p>
-      <w:pPr>
-        <w:ind w:firstLine="360"/>
-        <w:rPr>
-          <w:rFonts w:ascii="Arial" w:hAnsi="Arial" w:cs="Arial"/>
-          <w:sz w:val="24"/>
-          <w:szCs w:val="24"/>
-        </w:rPr>
-      </w:pPr>
-    </w:p>
-    <w:p>
-      <w:pPr>
-        <w:ind w:firstLine="360"/>
-        <w:rPr>
-          <w:rFonts w:ascii="Arial" w:hAnsi="Arial" w:cs="Arial"/>
-          <w:b/>
-          <w:bCs/>
-          <w:sz w:val="24"/>
-          <w:szCs w:val="24"/>
-        </w:rPr>
-      </w:pPr>
-      <w:r>
-        <w:rPr>
-          <w:rFonts w:ascii="Arial" w:hAnsi="Arial" w:cs="Arial"/>
-          <w:b/>
-          <w:bCs/>
-          <w:sz w:val="24"/>
-          <w:szCs w:val="24"/>
-        </w:rPr>
-        <w:t xml:space="preserve"> </w:t>
-      </w:r>
-      <w:proofErr w:type="gramStart"/>
-      <w:r>
-        <w:rPr>
-          <w:rFonts w:ascii="Arial" w:hAnsi="Arial" w:cs="Arial"/>
-          <w:b/>
-          <w:bCs/>
-          <w:sz w:val="24"/>
-          <w:szCs w:val="24"/>
-        </w:rPr>
-        <w:t>Şikayetin</w:t>
-      </w:r>
-      <w:proofErr w:type="gramEnd"/>
-      <w:r>
-        <w:rPr>
-          <w:rFonts w:ascii="Arial" w:hAnsi="Arial" w:cs="Arial"/>
-          <w:b/>
-          <w:bCs/>
-          <w:sz w:val="24"/>
-          <w:szCs w:val="24"/>
-        </w:rPr>
-        <w:t xml:space="preserve"> </w:t>
-      </w:r>
-      <w:r>
-        <w:rPr>
-          <w:rFonts w:ascii="Arial" w:hAnsi="Arial" w:cs="Arial"/>
-          <w:b/>
-          <w:bCs/>
-          <w:sz w:val="24"/>
-          <w:szCs w:val="24"/>
-        </w:rPr>
-        <w:t>şahıslarca</w:t>
-      </w:r>
-      <w:r>
-        <w:rPr>
-          <w:rFonts w:ascii="Arial" w:hAnsi="Arial" w:cs="Arial"/>
-          <w:b/>
-          <w:bCs/>
-          <w:sz w:val="24"/>
-          <w:szCs w:val="24"/>
-        </w:rPr>
-        <w:t xml:space="preserve"> </w:t>
-      </w:r>
-      <w:r>
-        <w:rPr>
-          <w:rFonts w:ascii="Arial" w:hAnsi="Arial" w:cs="Arial"/>
-          <w:b/>
-          <w:bCs/>
-          <w:sz w:val="24"/>
-          <w:szCs w:val="24"/>
-        </w:rPr>
-        <w:t>“kamu davası” haline getirilmek istendiği aşikardır.</w:t>
-      </w:r>
-      <w:r>
-        <w:rPr>
-          <w:rFonts w:ascii="Arial" w:hAnsi="Arial" w:cs="Arial"/>
-          <w:b/>
-          <w:bCs/>
-          <w:sz w:val="24"/>
-          <w:szCs w:val="24"/>
-        </w:rPr>
-        <w:t xml:space="preserve">  </w:t>
-      </w:r>
-    </w:p>
-    <w:p>
-      <w:pPr>
-        <w:rPr>
-          <w:rFonts w:ascii="Arial" w:hAnsi="Arial" w:cs="Arial"/>
-          <w:sz w:val="24"/>
-          <w:szCs w:val="24"/>
-        </w:rPr>
-      </w:pPr>
-    </w:p>
-    <w:p>
-      <w:pPr>
-        <w:rPr>
-          <w:rFonts w:ascii="Arial" w:hAnsi="Arial" w:cs="Arial"/>
-          <w:b/>
-          <w:bCs/>
-          <w:sz w:val="24"/>
-          <w:szCs w:val="24"/>
-        </w:rPr>
-      </w:pPr>
-      <w:r>
-        <w:rPr>
-          <w:rFonts w:ascii="Arial" w:hAnsi="Arial" w:cs="Arial"/>
-          <w:b/>
-          <w:bCs/>
-          <w:sz w:val="24"/>
-          <w:szCs w:val="24"/>
-        </w:rPr>
-        <w:t>3</w:t>
-      </w:r>
-      <w:r>
-        <w:rPr>
-          <w:rFonts w:ascii="Arial" w:hAnsi="Arial" w:cs="Arial"/>
-          <w:b/>
-          <w:bCs/>
-          <w:sz w:val="24"/>
-          <w:szCs w:val="24"/>
-        </w:rPr>
-        <w:t xml:space="preserve">. </w:t>
-      </w:r>
-      <w:r>
-        <w:rPr>
-          <w:rFonts w:ascii="Arial" w:hAnsi="Arial" w:cs="Arial"/>
-          <w:b/>
-          <w:bCs/>
-          <w:sz w:val="24"/>
-          <w:szCs w:val="24"/>
-        </w:rPr>
-        <w:t>T</w:t>
-      </w:r>
-      <w:r>
-        <w:rPr>
-          <w:rFonts w:ascii="Arial" w:hAnsi="Arial" w:cs="Arial"/>
-          <w:b/>
-          <w:bCs/>
-          <w:sz w:val="24"/>
-          <w:szCs w:val="24"/>
-        </w:rPr>
-        <w:t>akipsizlik kararı ile tescillenen "hakaret olmadı" resmi beyanları</w:t>
-      </w:r>
-    </w:p>
-    <w:p>
-      <w:pPr>
-        <w:ind w:left="708" w:firstLine="708"/>
-        <w:rPr>
-          <w:rFonts w:ascii="Arial" w:hAnsi="Arial" w:cs="Arial"/>
-          <w:sz w:val="24"/>
-          <w:szCs w:val="24"/>
-        </w:rPr>
-      </w:pPr>
-      <w:r>
-        <w:rPr>
-          <w:rFonts w:ascii="Arial" w:hAnsi="Arial" w:cs="Arial"/>
-          <w:sz w:val="24"/>
-          <w:szCs w:val="24"/>
-        </w:rPr>
-        <w:t xml:space="preserve">Huzurdaki davaya konu edilen 08/07/2024 tarihli olayla ilgili olarak, </w:t>
-      </w:r>
-      <w:r>
-        <w:rPr>
-          <w:rFonts w:ascii="Arial" w:hAnsi="Arial" w:cs="Arial"/>
-          <w:b/>
-          <w:bCs/>
-          <w:sz w:val="24"/>
-          <w:szCs w:val="24"/>
-        </w:rPr>
-        <w:t>Tokat Cumhuriyet Başsavcılığı’nın 2024/8044 Soruşturma sayılı ve 24/10/2024 tarihli EK KOVUŞTURMAYA YER OLMADIĞINA DAİR KARARI</w:t>
-      </w:r>
-      <w:r>
-        <w:rPr>
-          <w:rFonts w:ascii="Arial" w:hAnsi="Arial" w:cs="Arial"/>
-          <w:sz w:val="24"/>
-          <w:szCs w:val="24"/>
-        </w:rPr>
-        <w:t xml:space="preserve"> mevcuttur.</w:t>
-      </w:r>
-    </w:p>
-    <w:p>
-      <w:pPr>
-        <w:ind w:left="708"/>
-        <w:rPr>
-          <w:rFonts w:ascii="Arial" w:hAnsi="Arial" w:cs="Arial"/>
-          <w:sz w:val="24"/>
-          <w:szCs w:val="24"/>
-        </w:rPr>
-      </w:pPr>
-      <w:r>
-        <w:rPr>
-          <w:rFonts w:ascii="Arial" w:hAnsi="Arial" w:cs="Arial"/>
-          <w:sz w:val="24"/>
-          <w:szCs w:val="24"/>
-        </w:rPr>
-        <w:t>Söz konusu bu resmi kararın gerekçe kısmında şu net adli tespit yapılmıştır:</w:t>
-      </w:r>
-    </w:p>
-    <w:p>
-      <w:pPr>
-        <w:ind w:left="1416"/>
-        <w:rPr>
-          <w:rFonts w:ascii="Arial" w:hAnsi="Arial" w:cs="Arial"/>
-          <w:sz w:val="24"/>
-          <w:szCs w:val="24"/>
-        </w:rPr>
-      </w:pPr>
-      <w:r>
-        <w:rPr>
-          <w:rFonts w:ascii="Arial" w:hAnsi="Arial" w:cs="Arial"/>
+          <w:sz w:val="24"/>
+          <w:szCs w:val="24"/>
+          <w:u w:val="single"/>
+        </w:rPr>
+        <w:t>ancak alınan ifadelerinde birbirlerine karşı hakaret ve tehditte bulunmadıklarını beyan ettikleri</w:t>
+      </w:r>
+      <w:r>
+        <w:rPr>
+          <w:rFonts w:ascii="Arial" w:hAnsi="Arial" w:cs="Arial"/>
+          <w:b/>
+          <w:bCs/>
           <w:i/>
           <w:iCs/>
           <w:sz w:val="24"/>
           <w:szCs w:val="24"/>
         </w:rPr>
-        <w:t xml:space="preserve">“...tarafların iş yerinde kira konusunda tartıştıkları ve birbirlerine karşı hakaret ve tehdit ettikleri iddiasıyla şikayetçi oldukları </w:t>
-      </w:r>
-      <w:r>
-        <w:rPr>
-          <w:rFonts w:ascii="Arial" w:hAnsi="Arial" w:cs="Arial"/>
-          <w:b/>
-          <w:bCs/>
+        <w:t>.</w:t>
+      </w:r>
+      <w:r>
+        <w:rPr>
+          <w:rFonts w:ascii="Arial" w:hAnsi="Arial" w:cs="Arial"/>
           <w:i/>
           <w:iCs/>
           <w:sz w:val="24"/>
           <w:szCs w:val="24"/>
-          <w:u w:val="single"/>
-        </w:rPr>
-        <w:t>ancak alınan ifadelerinde birbirlerine karşı hakaret ve tehditte bulunmadıklarını beyan ettikleri</w:t>
-      </w:r>
-      <w:r>
-        <w:rPr>
-          <w:rFonts w:ascii="Arial" w:hAnsi="Arial" w:cs="Arial"/>
-          <w:b/>
-          <w:bCs/>
-          <w:i/>
-          <w:iCs/>
-          <w:sz w:val="24"/>
-          <w:szCs w:val="24"/>
-        </w:rPr>
-        <w:t>.</w:t>
-      </w:r>
-      <w:r>
-        <w:rPr>
-          <w:rFonts w:ascii="Arial" w:hAnsi="Arial" w:cs="Arial"/>
-          <w:i/>
-          <w:iCs/>
-          <w:sz w:val="24"/>
-          <w:szCs w:val="24"/>
         </w:rPr>
         <w:t xml:space="preserve"> Tarafların soyut beyanlarından başka somut bir delilin mevcut olmadığı...”</w:t>
       </w:r>
@@ -4657,7 +4410,6 @@
         <w:t xml:space="preserve"> </w:t>
       </w:r>
       <w:proofErr w:type="spellStart"/>
-      <w:proofErr w:type="gramStart"/>
       <w:r>
         <w:rPr>
           <w:rFonts w:ascii="Arial" w:hAnsi="Arial" w:cs="Arial"/>
@@ -4689,16 +4441,7 @@
           <w:sz w:val="24"/>
           <w:szCs w:val="24"/>
         </w:rPr>
-        <w:t>“</w:t>
-      </w:r>
-      <w:proofErr w:type="gramEnd"/>
-      <w:r>
-        <w:rPr>
-          <w:rFonts w:ascii="Arial" w:hAnsi="Arial" w:cs="Arial"/>
-          <w:sz w:val="24"/>
-          <w:szCs w:val="24"/>
-        </w:rPr>
-        <w:t xml:space="preserve">Tehdit ve Hakaret” iddiası ile </w:t>
+        <w:t xml:space="preserve">“Tehdit ve Hakaret” iddiası ile </w:t>
       </w:r>
       <w:r>
         <w:rPr>
@@ -5164,29 +4907,7 @@
           <w:sz w:val="24"/>
           <w:szCs w:val="24"/>
         </w:rPr>
-        <w:t xml:space="preserve">3. TANIK BEYANLARINDAKİ </w:t>
-      </w:r>
-      <w:proofErr w:type="gramStart"/>
-      <w:r>
-        <w:rPr>
-          <w:rFonts w:ascii="Arial" w:hAnsi="Arial" w:cs="Arial"/>
-          <w:b/>
-          <w:bCs/>
-          <w:sz w:val="24"/>
-          <w:szCs w:val="24"/>
-        </w:rPr>
-        <w:t>İMKANSIZ</w:t>
-      </w:r>
-      <w:proofErr w:type="gramEnd"/>
-      <w:r>
-        <w:rPr>
-          <w:rFonts w:ascii="Arial" w:hAnsi="Arial" w:cs="Arial"/>
-          <w:b/>
-          <w:bCs/>
-          <w:sz w:val="24"/>
-          <w:szCs w:val="24"/>
-        </w:rPr>
-        <w:t xml:space="preserve"> KOPYA VE DERİN ZAMAN-MEKAN ÇELİŞKİSİ</w:t>
+        <w:t>3. TANIK BEYANLARINDAKİ İMKANSIZ KOPYA VE DERİN ZAMAN-MEKAN ÇELİŞKİSİ</w:t>
       </w:r>
     </w:p>
     <w:p>
@@ -5389,25 +5110,7 @@
           <w:sz w:val="24"/>
           <w:szCs w:val="24"/>
         </w:rPr>
-        <w:t xml:space="preserve"> demiştir. Suçun işlendiği iddia edilen tarihi ve </w:t>
-      </w:r>
-      <w:proofErr w:type="gramStart"/>
-      <w:r>
-        <w:rPr>
-          <w:rFonts w:ascii="Arial" w:hAnsi="Arial" w:cs="Arial"/>
-          <w:sz w:val="24"/>
-          <w:szCs w:val="24"/>
-        </w:rPr>
-        <w:t>mekanı</w:t>
-      </w:r>
-      <w:proofErr w:type="gramEnd"/>
-      <w:r>
-        <w:rPr>
-          <w:rFonts w:ascii="Arial" w:hAnsi="Arial" w:cs="Arial"/>
-          <w:sz w:val="24"/>
-          <w:szCs w:val="24"/>
-        </w:rPr>
-        <w:t xml:space="preserve"> bile kendi aralarında tutturamayan, birbirini yalanlayan müşteki ve tanık beyanlarına dayanılarak ceza hükmü kurulamaz. </w:t>
+        <w:t xml:space="preserve"> demiştir. Suçun işlendiği iddia edilen tarihi ve mekanı bile kendi aralarında tutturamayan, birbirini yalanlayan müşteki ve tanık beyanlarına dayanılarak ceza hükmü kurulamaz. </w:t>
       </w:r>
       <w:r>
         <w:rPr>
@@ -5459,25 +5162,7 @@
           <w:sz w:val="24"/>
           <w:szCs w:val="24"/>
         </w:rPr>
-        <w:t xml:space="preserve"> rağmen, </w:t>
-      </w:r>
-      <w:proofErr w:type="gramStart"/>
-      <w:r>
-        <w:rPr>
-          <w:rFonts w:ascii="Arial" w:hAnsi="Arial" w:cs="Arial"/>
-          <w:sz w:val="24"/>
-          <w:szCs w:val="24"/>
-        </w:rPr>
-        <w:t>şikayet</w:t>
-      </w:r>
-      <w:proofErr w:type="gramEnd"/>
-      <w:r>
-        <w:rPr>
-          <w:rFonts w:ascii="Arial" w:hAnsi="Arial" w:cs="Arial"/>
-          <w:sz w:val="24"/>
-          <w:szCs w:val="24"/>
-        </w:rPr>
-        <w:t xml:space="preserve"> dilekçesinde olayın Müvekkilin işyerinde olduğu iddia edilmiştir. </w:t>
+        <w:t xml:space="preserve"> rağmen, şikayet dilekçesinde olayın Müvekkilin işyerinde olduğu iddia edilmiştir. </w:t>
       </w:r>
     </w:p>
     <w:p>
@@ -5497,29 +5182,7 @@
           <w:sz w:val="24"/>
           <w:szCs w:val="24"/>
         </w:rPr>
-        <w:t xml:space="preserve">OLAYIN 08/07/2024 ‘de farklı zaman ve </w:t>
-      </w:r>
-      <w:proofErr w:type="gramStart"/>
-      <w:r>
-        <w:rPr>
-          <w:rFonts w:ascii="Arial" w:hAnsi="Arial" w:cs="Arial"/>
-          <w:b/>
-          <w:bCs/>
-          <w:sz w:val="24"/>
-          <w:szCs w:val="24"/>
-        </w:rPr>
-        <w:t>mekanda</w:t>
-      </w:r>
-      <w:proofErr w:type="gramEnd"/>
-      <w:r>
-        <w:rPr>
-          <w:rFonts w:ascii="Arial" w:hAnsi="Arial" w:cs="Arial"/>
-          <w:b/>
-          <w:bCs/>
-          <w:sz w:val="24"/>
-          <w:szCs w:val="24"/>
-        </w:rPr>
-        <w:t xml:space="preserve"> olduğu kabul edilse dahi;</w:t>
+        <w:t>OLAYIN 08/07/2024 ‘de farklı zaman ve mekanda olduğu kabul edilse dahi;</w:t>
       </w:r>
     </w:p>
     <w:p>
@@ -6020,25 +5683,7 @@
           <w:sz w:val="24"/>
           <w:szCs w:val="24"/>
         </w:rPr>
-        <w:t xml:space="preserve">Yukarıda dosyadaki </w:t>
-      </w:r>
-      <w:proofErr w:type="gramStart"/>
-      <w:r>
-        <w:rPr>
-          <w:rFonts w:ascii="Arial" w:hAnsi="Arial" w:cs="Arial"/>
-          <w:sz w:val="24"/>
-          <w:szCs w:val="24"/>
-        </w:rPr>
-        <w:t>resmi</w:t>
-      </w:r>
-      <w:proofErr w:type="gramEnd"/>
-      <w:r>
-        <w:rPr>
-          <w:rFonts w:ascii="Arial" w:hAnsi="Arial" w:cs="Arial"/>
-          <w:sz w:val="24"/>
-          <w:szCs w:val="24"/>
-        </w:rPr>
-        <w:t xml:space="preserve"> belgelere, saat ve tarih tutanaklarına dayanarak arz ve izah ettiğimiz üzere;</w:t>
+        <w:t>Yukarıda dosyadaki resmi belgelere, saat ve tarih tutanaklarına dayanarak arz ve izah ettiğimiz üzere;</w:t>
       </w:r>
     </w:p>
     <w:p>
